--- a/论文_LeNet-5手写数字识别复现_批归一化与通道门控消融研究.docx
+++ b/论文_LeNet-5手写数字识别复现_批归一化与通道门控消融研究.docx
@@ -77,7 +77,7 @@
           <w:color w:val="000000"/>
           <w:sz w:val="18"/>
         </w:rPr>
-        <w:t>本文以经典卷积神经网络LeNet-5在MNIST手写数字识别任务上的复现为基础，系统考察批归一化（Batch Normalization，BN）与Squeeze-and-Excitation（SE）通道门控两类现代改进对这一小型网络的实际作用。为避免用测试集选择模型，本文从训练集中固定划分出验证集，依据验证集准确率选择最优模型；实验固定随机种子、为单次运行。结果表明：BN的主要作用是稳定并加快收敛，含BN模型与基线在测试准确率上的差异处于随机波动范围内；由于SE模块被置于空间尺寸已为1×1的最深卷积特征之后，其全局压缩退化为恒等，实质为120维特征上的多层感知机门控，在MNIST上未测得准确率增益，也未观察到BN与SE的协同效应。本文如实报告上述结果，并讨论了在接近饱和的基准上评估微小改进时，划分独立验证集的必要性，以及后续通过多种子重复进一步检验结论的方向。</w:t>
+        <w:t>本文以经典卷积神经网络LeNet-5在MNIST手写数字识别任务上的复现为基础，系统考察批归一化（Batch Normalization，BN）与Squeeze-and-Excitation（SE）通道门控两类现代改进对这一小型网络的实际作用。为避免用测试集选择模型，本文从训练集中固定划分出验证集，依据验证集准确率选择最优模型；实验固定随机种子、为单次运行。结果表明：BN的主要作用是稳定并加快收敛，经 McNemar 检验，含BN模型与基线在测试准确率上的差异不具统计显著性（p&gt;0.05）；由于SE模块被置于空间尺寸已为1×1的最深卷积特征之后，其全局压缩退化为恒等，实质为120维特征上的多层感知机门控，在MNIST上未测得准确率增益，也未观察到BN与SE的协同效应。本文如实报告上述结果，并讨论了在接近饱和的基准上评估微小改进时，划分独立验证集的必要性，以及后续通过多种子重复进一步检验结论的方向。</w:t>
       </w:r>
     </w:p>
     <w:p>
@@ -199,7 +199,7 @@
           <w:color w:val="000000"/>
           <w:sz w:val="18"/>
         </w:rPr>
-        <w:t>Based on reproducing the classic LeNet-5 on the MNIST handwritten digit recognition task, this paper systematically examines the effects of two modern improvements on this small network: batch normalization (BN) and the Squeeze-and-Excitation (SE) channel gate. To avoid selecting the model on the test set, a validation set is fixed aside from the training set, the best model is chosen by validation accuracy, and the experiment is run once with a fixed seed. Results show that BN mainly stabilizes and accelerates convergence, while the difference in test accuracy between BN-equipped models and the baseline lies within the random fluctuation range. Because the SE module is placed after the deepest convolutional features whose spatial size is already 1×1, its global squeeze degenerates to an identity and it is effectively an MLP gate over a 120-dimensional feature; no accuracy gain is measured on MNIST, and no synergy between BN and SE is observed. The paper reports these results faithfully and discusses the need for a held-out validation set, and the direction of further repeated runs with multiple seeds, when evaluating tiny improvements on a near-saturated benchmark.</w:t>
+        <w:t>Based on reproducing the classic LeNet-5 on the MNIST handwritten digit recognition task, this paper systematically examines the effects of two modern improvements on this small network: batch normalization (BN) and the Squeeze-and-Excitation (SE) channel gate. To avoid selecting the model on the test set, a validation set is fixed aside from the training set, the best model is chosen by validation accuracy, and the experiment is run once with a fixed seed. Results show that BN mainly stabilizes and accelerates convergence; a McNemar test shows that the difference in test accuracy between BN-equipped models and the baseline is not statistically significant (p&gt;0.05). Because the SE module is placed after the deepest convolutional features whose spatial size is already 1×1, its global squeeze degenerates to an identity and it is effectively an MLP gate over a 120-dimensional feature; no accuracy gain is measured on MNIST, and no synergy between BN and SE is observed. The paper reports these results faithfully and discusses the need for a held-out validation set, and the direction of further repeated runs with multiple seeds, when evaluating tiny improvements on a near-saturated benchmark.</w:t>
       </w:r>
     </w:p>
     <w:p>
@@ -420,7 +420,7 @@
           <w:color w:val="000000"/>
           <w:sz w:val="21"/>
         </w:rPr>
-        <w:t>本文以LeNet-5为基线，在MNIST上复现其训练流程，并分别引入BN、SE以及二者组合，通过验证集选择模型、固定随机种子单次运行，对其准确率、收敛速度与开销进行对比与消融。主要工作包括：（1）复现LeNet-5结构并采用统一的现代训练配置，得到可复现的强基线；（2）实现仅BN、仅SE、BN+SE三个变体；（3）以验证集选模型，在同一口径下定量判断各改进的真实贡献，并如实报告准确率差异处于随机波动范围这一事实。</w:t>
+        <w:t>本文以LeNet-5为基线，在MNIST上复现其训练流程，并分别引入BN、SE以及二者组合，通过验证集选择模型、固定随机种子单次运行，对其准确率、收敛速度与开销进行对比与消融。主要工作包括：（1）复现LeNet-5结构并采用统一的现代训练配置，得到可复现的强基线；（2）实现仅BN、仅SE、BN+SE三个变体；（3）以验证集选模型，在同一口径下定量判断各改进的真实贡献，并以 McNemar 检验如实报告模型对准确率差异不具统计显著性这一事实。</w:t>
       </w:r>
     </w:p>
     <w:p>
@@ -1593,7 +1593,7 @@
           <w:color w:val="000000"/>
           <w:sz w:val="21"/>
         </w:rPr>
-        <w:t>为避免用测试集选择模型，本文以固定种子从60 000张训练图像中划分出6 000张作为验证集（54 000训练/6 000验证），10 000张测试集仅用于最终评估。最优checkpoint依据验证集准确率选取（并列时取验证损失更低者），报告的测试准确率与测试损失均来自该checkpoint，口径一致。本文为单次运行（固定随机种子）；需要说明的是，MNIST上不同种子间的准确率波动约为±0.1个百分点，因此小于该量级的差异不宜解读为稳定提升。优化器为Adam（学习率0.001、权重衰减1e-4），批次大小64，训练30轮，采用CosineAnnealingLR学习率调度，Dropout为0.25；并固定随机种子、设置cudnn.deterministic=True。</w:t>
+        <w:t>为避免用测试集选择模型，本文以固定种子从60 000张训练图像中划分出6 000张作为验证集（54 000训练/6 000验证），10 000张测试集不参与模型选择。训练过程中逐轮在测试集上记录指标，仅用于观察泛化趋势并绘制收敛曲线；最优checkpoint依据验证集准确率选取（并列时取验证损失更低者），报告的测试准确率与测试损失均来自该checkpoint，口径一致。本文为单次运行（固定随机种子），未在多种子上重复，故不就跨种子的波动幅度作定量结论；模型对之间错误差异是否显著，在同一测试集上以 McNemar 检验评估（见4.3.1与4.4）。优化器为Adam（学习率0.001、权重衰减1e-4），批次大小64，训练30轮，采用CosineAnnealingLR学习率调度，Dropout为0.25；并固定随机种子、设置cudnn.deterministic=True。</w:t>
       </w:r>
     </w:p>
     <w:p>
@@ -1644,7 +1644,7 @@
           <w:color w:val="000000"/>
           <w:sz w:val="21"/>
         </w:rPr>
-        <w:t>表2给出基线与最终改进模型的测试结果。需要强调的是，两模型的准确率差异很小，且处于MNIST约±0.1个百分点的随机波动范围内，说明在MNIST这一接近饱和的任务上，BN+SE并未带来显著的准确率提升；其更明确的作用体现在收敛过程（见4.3.2）。</w:t>
+        <w:t>表2给出基线与最终改进模型的测试结果。在同一10 000张测试样本上，两模型仅在73个样本上对错状态不一致（基线对、改进模型错32个，基线错、改进模型对41个）；McNemar 检验 p=0.349（&gt;0.05），二者错误分布不存在显著差异。这说明在MNIST这一接近饱和的任务上，BN+SE并未带来可检出的准确率提升；其更明确的作用体现在收敛过程（见4.3.2）。</w:t>
       </w:r>
     </w:p>
     <w:p>
@@ -2275,7 +2275,7 @@
           <w:color w:val="000000"/>
           <w:sz w:val="21"/>
         </w:rPr>
-        <w:t>图3给出基线与SE-BN-LeNet在测试集上的混淆矩阵。两模型的错误都集中在形态相近的数字对（如3与8、4与9、5与6），整体分布高度相似，未见改进模型在特定易混类别上的系统性改善。</w:t>
+        <w:t>图3给出基线与SE-BN-LeNet在测试集上的混淆矩阵。基线的主要错误为9误判为4（6次）、4误判为9（5次）、5误判为3（5次）、6误判为5（4次）；SE-BN-LeNet的主要错误为5误判为3（7次）、4误判为9（5次）、6误判为0（5次）、9误判为4（5次）。两模型错误都集中在笔画或形状相近的数字上，易混类别高度重合（4与9互混、5误判为3在两模型中均反复出现），未见改进模型在特定易混类别上的系统性改善。</w:t>
       </w:r>
     </w:p>
     <w:p>
@@ -2886,6 +2886,23 @@
           <w:sz w:val="21"/>
         </w:rPr>
         <w:t>从表3可以读出三点：第一，仅加SE的结果与基线相当甚至略低，未测得增益，这与其在1×1特征上退化为MLP门控、且MNIST任务本身较简单相符；第二，仅加BN的结果与基线差异很小，其主要贡献在于收敛更快、更稳定；第三，BN+SE与仅BN的结果几乎相同，未观察到二者的协同效应。</w:t>
+      </w:r>
+    </w:p>
+    <w:p>
+      <w:pPr>
+        <w:spacing w:lineRule="auto" w:line="360" w:before="0" w:after="0"/>
+        <w:ind w:firstLine="420"/>
+        <w:jc w:val="both"/>
+      </w:pPr>
+      <w:r>
+        <w:rPr>
+          <w:rFonts w:ascii="Times New Roman" w:hAnsi="Times New Roman" w:eastAsia="宋体"/>
+          <w:b w:val="0"/>
+          <w:i w:val="0"/>
+          <w:color w:val="000000"/>
+          <w:sz w:val="21"/>
+        </w:rPr>
+        <w:t>为定量判断上述零点几个百分点的差距是否显著，在同一10 000张测试集上对三对模型做 McNemar 检验：基线 vs SE-BN-LeNet 不一致73例（基线对、改进模型错32例，基线错、改进模型对41例），p=0.349；BN-LeNet vs SE-BN-LeNet 不一致65例（32/33），p=1.000；基线 vs BN-LeNet 不一致74例（33/41），p=0.416。三组 p 值均远大于0.05，说明在本测试集上各模型对的错误分布不存在显著差异，表3中的微小准确率差距不能解读为某一结构带来了稳定增益。</w:t>
       </w:r>
     </w:p>
     <w:p>
@@ -3526,7 +3543,7 @@
           <w:color w:val="000000"/>
           <w:sz w:val="21"/>
         </w:rPr>
-        <w:t>本文复现了LeNet-5结构在MNIST上的训练，并以验证集选模型、固定种子的规范方式，考察了BN与SE通道门控的真实作用。主要结论为：（1）BN的主要贡献是稳定并加快训练收敛，在MNIST上对最终测试准确率的提升处于随机波动范围内；（2）由于SE被置于空间尺寸为1×1的C5特征之后，其退化为120维特征上的MLP门控，未测得准确率增益；（3）BN与SE之间未观察到协同效应，二者组合与仅BN基本相同。</w:t>
+        <w:t>本文复现了LeNet-5结构在MNIST上的训练，并以验证集选模型、固定种子的规范方式，考察了BN与SE通道门控的真实作用。主要结论为：（1）BN的主要贡献是稳定并加快训练收敛，在MNIST上对最终测试准确率的提升经 McNemar 检验不具统计显著性（p&gt;0.05）；（2）由于SE被置于空间尺寸为1×1的C5特征之后，其退化为120维特征上的MLP门控，未测得准确率增益；（3）BN与SE之间未观察到协同效应，二者组合与仅BN基本相同。</w:t>
       </w:r>
     </w:p>
     <w:p>
@@ -3803,7 +3820,7 @@
           <w:color w:val="000000"/>
           <w:sz w:val="21"/>
         </w:rPr>
-        <w:t>全部实验代码、训练日志与模型权重位于项目目录。models.py包含四个模型与SE门控；train_all_models.py为训练主脚本（自动划分验证集、下载MNIST、按验证集保存最优权重、输出metrics.json与曲线），支持--seeds参数；analysis.py读取metrics.json生成对比曲线与基线/改进模型的混淆矩阵。复现步骤：（1）安装PyTorch与torchvision，再安装numpy、matplotlib；（2）python train_all_models.py --seeds 42；（3）python analysis.py。数据集由脚本自动下载，无需手工提供。</w:t>
+        <w:t>全部实验代码、训练日志与模型权重位于项目目录。models.py包含四个模型与SE门控；train_all_models.py为训练主脚本（自动划分验证集、下载MNIST、按验证集保存最优权重、输出metrics.json与曲线），支持--seeds参数；analysis.py读取metrics.json生成对比曲线与基线/改进模型的混淆矩阵；stats_mcnemar.py加载四个最优权重，在同一测试集上统计易混数字对并完成模型对之间的McNemar检验，结果写入results/stats.json。复现步骤：（1）安装PyTorch与torchvision，再安装numpy、matplotlib、scipy；（2）python train_all_models.py --seeds 42；（3）python analysis.py；（4）python stats_mcnemar.py。数据集由脚本自动下载，无需手工提供。</w:t>
       </w:r>
     </w:p>
     <w:sectPr>
